--- a/cmd/workable-items/testdata/golden_issues.docx
+++ b/cmd/workable-items/testdata/golden_issues.docx
@@ -109,13 +109,13 @@
           <w:b/>
           <w:bCs/>
         </w:rPr>
-        <w:t xml:space="preserve">ATM-ID:</w:t>
-      </w:r>
-      <w:r>
-        <w:t xml:space="preserve"> </w:t>
-      </w:r>
-      <w:r>
-        <w:t xml:space="preserve">ATM-001</w:t>
+        <w:t xml:space="preserve">TMX-ID:</w:t>
+      </w:r>
+      <w:r>
+        <w:t xml:space="preserve"> </w:t>
+      </w:r>
+      <w:r>
+        <w:t xml:space="preserve">TMX-001</w:t>
       </w:r>
       <w:r>
         <w:t xml:space="preserve"> </w:t>
@@ -215,13 +215,13 @@
           <w:b/>
           <w:bCs/>
         </w:rPr>
-        <w:t xml:space="preserve">ATM-ID:</w:t>
-      </w:r>
-      <w:r>
-        <w:t xml:space="preserve"> </w:t>
-      </w:r>
-      <w:r>
-        <w:t xml:space="preserve">ATM-002</w:t>
+        <w:t xml:space="preserve">TMX-ID:</w:t>
+      </w:r>
+      <w:r>
+        <w:t xml:space="preserve"> </w:t>
+      </w:r>
+      <w:r>
+        <w:t xml:space="preserve">TMX-002</w:t>
       </w:r>
       <w:r>
         <w:t xml:space="preserve"> </w:t>
